--- a/data/assessment_1/human_feedback/student_3_FB.docx
+++ b/data/assessment_1/human_feedback/student_3_FB.docx
@@ -20,23 +20,6 @@
             <w:tcW w:w="7083" w:type="dxa"/>
             <w:gridSpan w:val="3"/>
           </w:tcPr>
-          <w:p>
-            <w:pPr>
-              <w:rPr>
-                <w:rFonts w:ascii="Calibri" w:hAnsi="Calibri" w:cs="Calibri"/>
-                <w:sz w:val="24"/>
-                <w:szCs w:val="24"/>
-              </w:rPr>
-            </w:pPr>
-            <w:r>
-              <w:rPr>
-                <w:rFonts w:ascii="Calibri" w:hAnsi="Calibri" w:cs="Calibri"/>
-                <w:sz w:val="24"/>
-                <w:szCs w:val="24"/>
-              </w:rPr>
-              <w:t>ID: 11760400</w:t>
-            </w:r>
-          </w:p>
           <w:p>
             <w:pPr>
               <w:rPr>
